--- a/record/exp4/Experiment4_Record.docx
+++ b/record/exp4/Experiment4_Record.docx
@@ -5,6 +5,7 @@
     <w:p>
       <w:pPr>
         <w:spacing w:after="240"/>
+        <w:jc w:val="both"/>
       </w:pPr>
       <w:r>
         <w:rPr>
@@ -18,6 +19,7 @@
     <w:p>
       <w:pPr>
         <w:spacing w:before="20" w:after="40"/>
+        <w:jc w:val="both"/>
       </w:pPr>
       <w:r>
         <w:rPr>
@@ -36,6 +38,7 @@
     <w:p>
       <w:pPr>
         <w:spacing w:before="20" w:after="40"/>
+        <w:jc w:val="both"/>
       </w:pPr>
       <w:r>
         <w:rPr>
@@ -54,6 +57,7 @@
     <w:p>
       <w:pPr>
         <w:spacing w:before="20" w:after="40"/>
+        <w:jc w:val="both"/>
       </w:pPr>
       <w:r>
         <w:rPr>
@@ -72,6 +76,7 @@
     <w:p>
       <w:pPr>
         <w:spacing w:before="20" w:after="40"/>
+        <w:jc w:val="both"/>
       </w:pPr>
       <w:r>
         <w:rPr>
@@ -90,6 +95,7 @@
     <w:p>
       <w:pPr>
         <w:spacing w:before="20" w:after="40"/>
+        <w:jc w:val="both"/>
       </w:pPr>
       <w:r>
         <w:rPr>
@@ -108,6 +114,7 @@
     <w:p>
       <w:pPr>
         <w:spacing w:before="20" w:after="40"/>
+        <w:jc w:val="both"/>
       </w:pPr>
       <w:r>
         <w:rPr>
@@ -123,11 +130,13 @@
           <w:bottom w:val="single" w:sz="12" w:space="1" w:color="555555"/>
         </w:pBdr>
         <w:spacing w:before="80" w:after="240"/>
+        <w:jc w:val="both"/>
       </w:pPr>
     </w:p>
     <w:p>
       <w:pPr>
         <w:spacing w:before="280" w:after="160"/>
+        <w:jc w:val="both"/>
       </w:pPr>
       <w:r>
         <w:rPr>
@@ -142,6 +151,7 @@
     <w:p>
       <w:pPr>
         <w:spacing w:after="120"/>
+        <w:jc w:val="both"/>
       </w:pPr>
       <w:r>
         <w:rPr>
@@ -157,11 +167,13 @@
           <w:bottom w:val="single" w:sz="12" w:space="1" w:color="555555"/>
         </w:pBdr>
         <w:spacing w:before="80" w:after="240"/>
+        <w:jc w:val="both"/>
       </w:pPr>
     </w:p>
     <w:p>
       <w:pPr>
         <w:spacing w:before="280" w:after="160"/>
+        <w:jc w:val="both"/>
       </w:pPr>
       <w:r>
         <w:rPr>
@@ -176,6 +188,7 @@
     <w:p>
       <w:pPr>
         <w:spacing w:after="120"/>
+        <w:jc w:val="both"/>
       </w:pPr>
       <w:r>
         <w:rPr>
@@ -191,11 +204,13 @@
           <w:bottom w:val="single" w:sz="12" w:space="1" w:color="555555"/>
         </w:pBdr>
         <w:spacing w:before="80" w:after="240"/>
+        <w:jc w:val="both"/>
       </w:pPr>
     </w:p>
     <w:p>
       <w:pPr>
         <w:spacing w:before="280" w:after="160"/>
+        <w:jc w:val="both"/>
       </w:pPr>
       <w:r>
         <w:rPr>
@@ -210,6 +225,7 @@
     <w:p>
       <w:pPr>
         <w:spacing w:after="120"/>
+        <w:jc w:val="both"/>
       </w:pPr>
       <w:r>
         <w:rPr>
@@ -223,6 +239,7 @@
       <w:pPr>
         <w:pStyle w:val="ListBullet"/>
         <w:spacing w:before="20" w:after="60"/>
+        <w:jc w:val="both"/>
       </w:pPr>
       <w:r>
         <w:rPr>
@@ -236,6 +253,7 @@
       <w:pPr>
         <w:pStyle w:val="ListBullet"/>
         <w:spacing w:before="20" w:after="60"/>
+        <w:jc w:val="both"/>
       </w:pPr>
       <w:r>
         <w:rPr>
@@ -249,6 +267,7 @@
       <w:pPr>
         <w:pStyle w:val="ListBullet"/>
         <w:spacing w:before="20" w:after="60"/>
+        <w:jc w:val="both"/>
       </w:pPr>
       <w:r>
         <w:rPr>
@@ -262,6 +281,7 @@
       <w:pPr>
         <w:pStyle w:val="ListBullet"/>
         <w:spacing w:before="20" w:after="60"/>
+        <w:jc w:val="both"/>
       </w:pPr>
       <w:r>
         <w:rPr>
@@ -275,6 +295,7 @@
       <w:pPr>
         <w:pStyle w:val="ListBullet"/>
         <w:spacing w:before="20" w:after="60"/>
+        <w:jc w:val="both"/>
       </w:pPr>
       <w:r>
         <w:rPr>
@@ -288,6 +309,7 @@
       <w:pPr>
         <w:pStyle w:val="ListBullet"/>
         <w:spacing w:before="20" w:after="60"/>
+        <w:jc w:val="both"/>
       </w:pPr>
       <w:r>
         <w:rPr>
@@ -303,11 +325,13 @@
           <w:bottom w:val="single" w:sz="12" w:space="1" w:color="555555"/>
         </w:pBdr>
         <w:spacing w:before="80" w:after="240"/>
+        <w:jc w:val="both"/>
       </w:pPr>
     </w:p>
     <w:p>
       <w:pPr>
         <w:spacing w:before="280" w:after="160"/>
+        <w:jc w:val="both"/>
       </w:pPr>
       <w:r>
         <w:rPr>
@@ -322,6 +346,7 @@
     <w:p>
       <w:pPr>
         <w:spacing w:after="120"/>
+        <w:jc w:val="both"/>
       </w:pPr>
       <w:r>
         <w:rPr>
@@ -334,6 +359,7 @@
     <w:p>
       <w:pPr>
         <w:spacing w:after="120"/>
+        <w:jc w:val="both"/>
       </w:pPr>
       <w:r>
         <w:rPr>
@@ -347,6 +373,7 @@
       <w:pPr>
         <w:pStyle w:val="ListBullet"/>
         <w:spacing w:before="20" w:after="60"/>
+        <w:jc w:val="both"/>
       </w:pPr>
       <w:r>
         <w:rPr>
@@ -360,6 +387,7 @@
       <w:pPr>
         <w:pStyle w:val="ListBullet"/>
         <w:spacing w:before="20" w:after="60"/>
+        <w:jc w:val="both"/>
       </w:pPr>
       <w:r>
         <w:rPr>
@@ -373,6 +401,7 @@
       <w:pPr>
         <w:pStyle w:val="ListBullet"/>
         <w:spacing w:before="20" w:after="60"/>
+        <w:jc w:val="both"/>
       </w:pPr>
       <w:r>
         <w:rPr>
@@ -386,6 +415,7 @@
       <w:pPr>
         <w:pStyle w:val="ListBullet"/>
         <w:spacing w:before="20" w:after="60"/>
+        <w:jc w:val="both"/>
       </w:pPr>
       <w:r>
         <w:rPr>
@@ -399,6 +429,7 @@
     <w:p>
       <w:pPr>
         <w:spacing w:after="120"/>
+        <w:jc w:val="both"/>
       </w:pPr>
       <w:r>
         <w:rPr>
@@ -411,6 +442,7 @@
     <w:p>
       <w:pPr>
         <w:spacing w:after="120"/>
+        <w:jc w:val="both"/>
       </w:pPr>
       <w:r>
         <w:rPr>
@@ -427,11 +459,13 @@
           <w:bottom w:val="single" w:sz="12" w:space="1" w:color="555555"/>
         </w:pBdr>
         <w:spacing w:before="80" w:after="240"/>
+        <w:jc w:val="both"/>
       </w:pPr>
     </w:p>
     <w:p>
       <w:pPr>
         <w:spacing w:before="280" w:after="160"/>
+        <w:jc w:val="both"/>
       </w:pPr>
       <w:r>
         <w:rPr>
@@ -446,6 +480,7 @@
     <w:p>
       <w:pPr>
         <w:spacing w:after="120"/>
+        <w:jc w:val="both"/>
       </w:pPr>
       <w:r>
         <w:rPr>
@@ -458,6 +493,7 @@
     <w:p>
       <w:pPr>
         <w:spacing w:after="120"/>
+        <w:jc w:val="both"/>
       </w:pPr>
       <w:r>
         <w:rPr>
@@ -470,6 +506,7 @@
     <w:p>
       <w:pPr>
         <w:spacing w:after="120"/>
+        <w:jc w:val="both"/>
       </w:pPr>
       <w:r>
         <w:rPr>
@@ -482,6 +519,7 @@
     <w:p>
       <w:pPr>
         <w:spacing w:after="120"/>
+        <w:jc w:val="both"/>
       </w:pPr>
       <w:r>
         <w:rPr>
@@ -494,6 +532,7 @@
     <w:p>
       <w:pPr>
         <w:spacing w:after="120"/>
+        <w:jc w:val="both"/>
       </w:pPr>
       <w:r>
         <w:rPr>
@@ -506,6 +545,7 @@
     <w:p>
       <w:pPr>
         <w:spacing w:after="120"/>
+        <w:jc w:val="both"/>
       </w:pPr>
       <w:r>
         <w:rPr>
@@ -518,6 +558,7 @@
     <w:p>
       <w:pPr>
         <w:spacing w:after="120"/>
+        <w:jc w:val="both"/>
       </w:pPr>
       <w:r>
         <w:rPr>
@@ -530,6 +571,7 @@
     <w:p>
       <w:pPr>
         <w:spacing w:after="120"/>
+        <w:jc w:val="both"/>
       </w:pPr>
       <w:r>
         <w:rPr>
@@ -542,6 +584,7 @@
     <w:p>
       <w:pPr>
         <w:spacing w:after="120"/>
+        <w:jc w:val="both"/>
       </w:pPr>
       <w:r>
         <w:rPr>
@@ -554,6 +597,7 @@
     <w:p>
       <w:pPr>
         <w:spacing w:after="120"/>
+        <w:jc w:val="both"/>
       </w:pPr>
       <w:r>
         <w:rPr>
@@ -566,6 +610,7 @@
     <w:p>
       <w:pPr>
         <w:spacing w:after="120"/>
+        <w:jc w:val="both"/>
       </w:pPr>
       <w:r>
         <w:rPr>
@@ -578,6 +623,7 @@
     <w:p>
       <w:pPr>
         <w:spacing w:after="120"/>
+        <w:jc w:val="both"/>
       </w:pPr>
       <w:r>
         <w:rPr>
@@ -590,6 +636,7 @@
     <w:p>
       <w:pPr>
         <w:spacing w:after="120"/>
+        <w:jc w:val="both"/>
       </w:pPr>
       <w:r>
         <w:rPr>
@@ -602,6 +649,7 @@
     <w:p>
       <w:pPr>
         <w:spacing w:after="120"/>
+        <w:jc w:val="both"/>
       </w:pPr>
       <w:r>
         <w:rPr>
@@ -614,6 +662,7 @@
     <w:p>
       <w:pPr>
         <w:spacing w:after="120"/>
+        <w:jc w:val="both"/>
       </w:pPr>
       <w:r>
         <w:rPr>
@@ -629,6 +678,7 @@
           <w:bottom w:val="single" w:sz="12" w:space="1" w:color="555555"/>
         </w:pBdr>
         <w:spacing w:before="80" w:after="240"/>
+        <w:jc w:val="both"/>
       </w:pPr>
     </w:p>
     <w:p>
